--- a/plasturgie/injection/relation_entre_pression_d_injection_et_pression_en_bout_de_vis.docx
+++ b/plasturgie/injection/relation_entre_pression_d_injection_et_pression_en_bout_de_vis.docx
@@ -4328,7 +4328,7 @@
           <v:shape id="_x0000_i1025" type="#_x0000_t75" style="width:44.25pt;height:33pt" o:ole="">
             <v:imagedata r:id="rId12" o:title=""/>
           </v:shape>
-          <o:OLEObject Type="Embed" ProgID="Equation.3" ShapeID="_x0000_i1025" DrawAspect="Content" ObjectID="_1726306406" r:id="rId13"/>
+          <o:OLEObject Type="Embed" ProgID="Equation.3" ShapeID="_x0000_i1025" DrawAspect="Content" ObjectID="_1849849267" r:id="rId13"/>
         </w:object>
       </w:r>
       <w:r>
@@ -4401,7 +4401,7 @@
           <v:shape id="_x0000_i1026" type="#_x0000_t75" style="width:45pt;height:33pt" o:ole="">
             <v:imagedata r:id="rId14" o:title=""/>
           </v:shape>
-          <o:OLEObject Type="Embed" ProgID="Equation.3" ShapeID="_x0000_i1026" DrawAspect="Content" ObjectID="_1726306407" r:id="rId15"/>
+          <o:OLEObject Type="Embed" ProgID="Equation.3" ShapeID="_x0000_i1026" DrawAspect="Content" ObjectID="_1849849268" r:id="rId15"/>
         </w:object>
       </w:r>
       <w:r>
@@ -4478,7 +4478,7 @@
           <v:shape id="_x0000_i1027" type="#_x0000_t75" style="width:48pt;height:30.75pt" o:ole="">
             <v:imagedata r:id="rId16" o:title=""/>
           </v:shape>
-          <o:OLEObject Type="Embed" ProgID="Equation.3" ShapeID="_x0000_i1027" DrawAspect="Content" ObjectID="_1726306408" r:id="rId17"/>
+          <o:OLEObject Type="Embed" ProgID="Equation.3" ShapeID="_x0000_i1027" DrawAspect="Content" ObjectID="_1849849269" r:id="rId17"/>
         </w:object>
       </w:r>
       <w:r>
@@ -4498,7 +4498,7 @@
           <v:shape id="_x0000_i1028" type="#_x0000_t75" style="width:66.75pt;height:33pt" o:ole="">
             <v:imagedata r:id="rId18" o:title=""/>
           </v:shape>
-          <o:OLEObject Type="Embed" ProgID="Equation.3" ShapeID="_x0000_i1028" DrawAspect="Content" ObjectID="_1726306409" r:id="rId19"/>
+          <o:OLEObject Type="Embed" ProgID="Equation.3" ShapeID="_x0000_i1028" DrawAspect="Content" ObjectID="_1849849270" r:id="rId19"/>
         </w:object>
       </w:r>
       <w:r>
@@ -5835,7 +5835,7 @@
           <v:shape id="_x0000_i1029" type="#_x0000_t75" style="width:9pt;height:9.75pt" o:ole="">
             <v:imagedata r:id="rId21" o:title=""/>
           </v:shape>
-          <o:OLEObject Type="Embed" ProgID="Equation.3" ShapeID="_x0000_i1029" DrawAspect="Content" ObjectID="_1726306410" r:id="rId22"/>
+          <o:OLEObject Type="Embed" ProgID="Equation.3" ShapeID="_x0000_i1029" DrawAspect="Content" ObjectID="_1849849271" r:id="rId22"/>
         </w:object>
       </w:r>
       <w:r>
@@ -7847,7 +7847,7 @@
                         <w:sz w:val="24"/>
                         <w:szCs w:val="24"/>
                       </w:rPr>
-                      <w:t>5</w:t>
+                      <w:t>6</w:t>
                     </w:r>
                     <w:r>
                       <w:rPr>
@@ -8953,9 +8953,9 @@
                   </w:rPr>
                   <w:drawing>
                     <wp:inline distT="0" distB="0" distL="0" distR="0">
-                      <wp:extent cx="1343496" cy="931697"/>
-                      <wp:effectExtent l="0" t="0" r="0" b="0"/>
-                      <wp:docPr id="1" name="Image 1" descr="logo_lycee.png"/>
+                      <wp:extent cx="1440000" cy="838130"/>
+                      <wp:effectExtent l="19050" t="0" r="7800" b="0"/>
+                      <wp:docPr id="4" name="Image 1" descr="logo.png"/>
                       <wp:cNvGraphicFramePr>
                         <a:graphicFrameLocks xmlns:a="http://schemas.openxmlformats.org/drawingml/2006/main" noChangeAspect="1"/>
                       </wp:cNvGraphicFramePr>
@@ -8963,7 +8963,7 @@
                         <a:graphicData uri="http://schemas.openxmlformats.org/drawingml/2006/picture">
                           <pic:pic xmlns:pic="http://schemas.openxmlformats.org/drawingml/2006/picture">
                             <pic:nvPicPr>
-                              <pic:cNvPr id="0" name="logo_lycee.png"/>
+                              <pic:cNvPr id="0" name="logo.png"/>
                               <pic:cNvPicPr/>
                             </pic:nvPicPr>
                             <pic:blipFill>
@@ -8975,7 +8975,7 @@
                             <pic:spPr>
                               <a:xfrm>
                                 <a:off x="0" y="0"/>
-                                <a:ext cx="1344374" cy="932306"/>
+                                <a:ext cx="1440000" cy="838130"/>
                               </a:xfrm>
                               <a:prstGeom prst="rect">
                                 <a:avLst/>
